--- a/entrega/Projeto_Intervencao_Preenchido.docx
+++ b/entrega/Projeto_Intervencao_Preenchido.docx
@@ -26,16 +26,25 @@
       </w:r>
     </w:p>
     <w:p>
+      <w:pPr>
+        <w:pStyle w:val="ListBullet"/>
+      </w:pPr>
       <w:r>
         <w:t>☐ Situação-problema 1</w:t>
       </w:r>
     </w:p>
     <w:p>
+      <w:pPr>
+        <w:pStyle w:val="ListBullet"/>
+      </w:pPr>
       <w:r>
         <w:t>☐ Situação-problema 2</w:t>
       </w:r>
     </w:p>
     <w:p>
+      <w:pPr>
+        <w:pStyle w:val="ListBullet"/>
+      </w:pPr>
       <w:r>
         <w:t>☒ Situação-problema 3</w:t>
       </w:r>
@@ -50,12 +59,17 @@
     </w:p>
     <w:p>
       <w:r>
-        <w:t>Refatoração e Orientação a Objetos. No cenário apresentado, um estudante implementou o cadastro, a listagem, a consulta de detalhes, a edição, a exclusão e a busca de um Catálogo Simples de Livros/Filmes diretamente em uma Servlet. Essa concentração de responsabilidades produziu um código extenso, difícil de compreender e manter, com repetição de operações de acesso ao banco de dados. A intervenção consiste em reorganizar o catálogo utilizando orientação a objetos e separação de responsabilidades, preservando as funcionalidades exigidas.</w:t>
+        <w:t>Escolhi a Situação-Problema 3, Refatoração e Orientação a Objetos, apresentada no material Projetos Computacionais: da Teoria à Prática, de Artur Marques, nas páginas 39–40. O cenário descreve um catálogo de livros e filmes em que cadastro, listagem, consulta de detalhes, edição, exclusão e busca estão concentrados em uma Servlet, junto com as regras de negócio e o acesso ao banco de dados.</w:t>
       </w:r>
     </w:p>
     <w:p>
       <w:r>
-        <w:t>O projeto recebeu o nome Acervo e contempla livros, filmes e séries. A solução foi implementada em Java, com Servlets, JSP/JSTL, JDBC e banco relacional H2. A descrição do problema está nas páginas 39–40 do PDF fornecido; as funcionalidades gerais e a documentação solicitada são apresentadas nas páginas 7–9 e 20–28.</w:t>
+        <w:t>O problema central é a dificuldade de manutenção causada por essa concentração de responsabilidades. Uma alteração em uma regra de validação ou em uma consulta SQL exige modificar o mesmo componente, e operações semelhantes acabam repetidas. Delimitei a intervenção à reorganização desse catálogo, preservando suas funcionalidades e separando apresentação, controle das requisições, regras de negócio e persistência.</w:t>
+      </w:r>
+    </w:p>
+    <w:p>
+      <w:r>
+        <w:t>Desenvolvi a solução com o nome Acervo, contemplando livros, filmes e séries. O trabalho foi realizado em ambiente local, com análise do cenário, modelagem, implementação e verificação do sistema. O foco da análise foi a organização do código e o funcionamento das operações do catálogo.</w:t>
       </w:r>
     </w:p>
     <w:p>
@@ -68,12 +82,12 @@
     </w:p>
     <w:p>
       <w:r>
-        <w:t>Solucionar a dificuldade de manutenção do catálogo mediante uma arquitetura em camadas, retirando da Servlet as regras de negócio e as instruções SQL. A Servlet passa a interpretar as requisições HTTP e selecionar a resposta; a classe de serviço passa a validar e coordenar as operações; o DAO passa a executar o acesso ao banco; a entidade ItemMidia representa os dados; e as páginas JSP apresentam as informações.</w:t>
+        <w:t>Reorganizar o catálogo Acervo por meio da orientação a objetos e de uma arquitetura em camadas, para facilitar a manutenção, reduzir a repetição de código e permitir testes das regras de negócio, mantendo o cadastro, a listagem, a consulta de detalhes, a edição, a exclusão, a busca e o armazenamento dos dados.</w:t>
       </w:r>
     </w:p>
     <w:p>
       <w:r>
-        <w:t>Os objetivos específicos são centralizar o SQL e a conversão de registros em objetos, reduzir a duplicação, facilitar a evolução do código e permitir testes das regras de negócio sem servidor web ou banco real. A aplicação deve manter cadastro, listagem, detalhes, edição, exclusão, busca por título ou autor/diretor e armazenamento permanente dos itens.</w:t>
+        <w:t>Para alcançar esse objetivo, defini as seguintes ações: representar as obras na entidade ItemMidia; concentrar o acesso ao banco no DAO; centralizar as validações no serviço; manter a Servlet responsável pelo fluxo HTTP; e utilizar páginas JSP para apresentar as informações. Também estabeleci como critérios de conclusão o funcionamento do CRUD e da busca, a conservação dos dados em arquivo e a execução dos testes de serviço, persistência e integração web.</w:t>
       </w:r>
     </w:p>
     <w:p>
@@ -86,17 +100,22 @@
     </w:p>
     <w:p>
       <w:r>
-        <w:t>Foram utilizados os fundamentos de Java e de Programação Orientada a Objetos estudados na disciplina: classes, objetos, atributos, construtores, encapsulamento, interfaces, polimorfismo, coleções e tratamento de exceções. A entidade ItemMidia possui atributos privados e acesso por métodos públicos, enquanto o enum TipoMidia restringe os tipos aceitos a livro, filme e série.</w:t>
+        <w:t>A fundamentação do trabalho parte dos conceitos de Java e Programação Orientada a Objetos abordados no material de Marques (s.d.). Classes reúnem estado e comportamento, enquanto objetos representam as instâncias utilizadas pela aplicação. Apliquei esses conceitos na entidade ItemMidia, que representa os dados de uma obra, e nas classes responsáveis pelas operações do catálogo.</w:t>
       </w:r>
     </w:p>
     <w:p>
       <w:r>
-        <w:t>O padrão DAO encapsula as operações de persistência. A interface ItemMidiaDao define o contrato utilizado pelo serviço, e JdbcItemMidiaDao implementa esse contrato com JDBC. Nos testes de serviço, uma implementação em memória substitui o DAO JDBC, demonstrando polimorfismo e injeção de dependências. A herança é reconhecida como um recurso de POO, mas não foi criada uma hierarquia artificial entre mídias: como as três categorias compartilham os mesmos atributos e operações, composição, interface e enum atendem ao escopo com menor complexidade.</w:t>
+        <w:t>O encapsulamento protege o estado interno e organiza o acesso aos dados. Em ItemMidia, utilizei atributos privados e métodos de leitura. A abstração permite definir o que uma operação deve oferecer sem expor seus detalhes internos; no projeto, a interface ItemMidiaDao estabelece o contrato de persistência. O polimorfismo permite utilizar implementações diferentes desse contrato: JdbcItemMidiaDao acessa o banco, enquanto uma implementação em memória atende aos testes de serviço. A herança aparece em ItemMidiaServlet, que estende HttpServlet e especializa o atendimento das requisições.</w:t>
       </w:r>
     </w:p>
     <w:p>
       <w:r>
-        <w:t>Também foram aplicados MVC, responsabilidade única, alta coesão, baixo acoplamento, reutilização de código, CRUD, SQL parametrizado e validação. O tratamento de recursos utiliza try-with-resources; os dados apresentados nas JSPs são escapados para reduzir o risco de XSS. A metodologia de Aprendizagem Baseada em Projetos orienta a integração entre a teoria, a implementação e a reflexão sobre os resultados.</w:t>
+        <w:t>O padrão DAO concentra as operações de acesso aos dados, evitando que consultas SQL se espalhem pelo controlador. A separação em camadas favorece a coesão, pois cada classe reúne tarefas relacionadas, e reduz o acoplamento, pois o serviço depende de um contrato de persistência. A organização MVC distribui o modelo entre a entidade e as regras de negócio, a visualização nas JSPs e o controle do fluxo HTTP na Servlet.</w:t>
+      </w:r>
+    </w:p>
+    <w:p>
+      <w:r>
+        <w:t>Na implementação, relacionei esses conceitos às tecnologias utilizadas. Servlets e JSPs são executadas pelo Tomcat; Jakarta Tags/JSTL permite percorrer coleções e apresentar textos nas páginas; JDBC realiza as operações no banco relacional H2. Utilizei consultas parametrizadas com PreparedStatement e fechamento de recursos com try-with-resources. As documentações de Tomcat, Jakarta Tags e H2, relacionadas nas referências, complementam a aplicação prática dos conceitos.</w:t>
       </w:r>
     </w:p>
     <w:p>
@@ -109,17 +128,17 @@
     </w:p>
     <w:p>
       <w:r>
-        <w:t>Foi adotada uma abordagem de desenvolvimento iterativo baseada em projetos, dividida em concepção e planejamento, implementação por funcionalidades, testes e refinamento, documentação e preparação da apresentação. Inicialmente, o problema foi traduzido em requisitos e modelos. Em seguida, foram implementados o modelo de domínio, a persistência, o serviço, o controlador e as telas.</w:t>
+        <w:t>Adotei uma abordagem prática de desenvolvimento iterativo, orientada pela Aprendizagem Baseada em Projetos. Parti da análise da situação-problema, defini os requisitos, organizei a modelagem e implementei a solução por funcionalidades. A cada etapa, conferi o comportamento esperado antes de avançar para a integração das camadas.</w:t>
       </w:r>
     </w:p>
     <w:p>
       <w:r>
-        <w:t>O cenário anterior foi representado por um exemplo didático de Servlet concentrando responsabilidades, pois o material não fornece o código-fonte de uma aplicação legada. A implementação entregue é uma reconstrução organizada da solução solicitada. A equivalência funcional é verificada por testes do CRUD e da busca; não se afirma uma comparação executada contra um sistema anterior inexistente.</w:t>
+        <w:t>Usei o cenário de Servlet concentrando responsabilidades como referência para identificar o que precisava ser separado. A partir dele, construí a arquitetura do Acervo e comparei a distribuição das responsabilidades com a organização descrita no enunciado. A análise se concentrou no código, nos diagramas e nos resultados dos testes da aplicação desenvolvida.</w:t>
       </w:r>
     </w:p>
     <w:p>
       <w:r>
-        <w:t>Os testes foram distribuídos em três níveis: serviço com DAO em memória, integração JDBC com H2 e integração HTTP com Tomcat real e compilação das JSPs. Foram incluídos casos válidos, dados incorretos, itens inexistentes, entradas com aspas, tentativa de SQL Injection, escape de HTML e proteção de operações POST por token CSRF. O registro dos resultados efetivamente obtidos acompanha a entrega.</w:t>
+        <w:t>Organizei a verificação em três níveis: testes de serviço com DAO em memória, testes de persistência com JDBC e H2 e testes HTTP com Tomcat e renderização das JSPs. Os casos abrangem operações válidas, campos incorretos, itens inexistentes, persistência em arquivo, entradas com aspas, tentativas de injeção SQL, escape de HTML e proteção das operações POST por token CSRF. Registrei as evidências nos relatórios de testes e nas capturas de tela.</w:t>
       </w:r>
     </w:p>
     <w:p>
@@ -132,14 +151,231 @@
     </w:p>
     <w:p>
       <w:r>
-        <w:t>O cronograma de referência para execução individual é de 24 horas: 3 horas para análise e requisitos; 3 horas para modelagem; 8 horas para implementação; 4 horas para testes e refinamento; 4 horas para documentação; e 2 horas para revisão e preparação da apresentação.</w:t>
+        <w:t>Realizei o trabalho ao longo de dez dias, distribuindo as atividades entre análise, modelagem, implementação, testes e documentação. Nos primeiros dias, concentrei a atenção na compreensão do problema e na definição da solução. Depois, desenvolvi e integrei as camadas do catálogo. Na etapa final, revisei os testes, organizei os documentos e preparei a apresentação.</w:t>
       </w:r>
     </w:p>
-    <w:p>
-      <w:r>
-        <w:t>Esse total é uma estimativa de planejamento, não uma medição das horas trabalhadas pelo estudante. Antes da submissão, deve ser ajustado conforme o tempo efetivamente dedicado à leitura, execução, compreensão, adaptação e revisão do projeto.</w:t>
-      </w:r>
-    </w:p>
+    <w:tbl>
+      <w:tblPr>
+        <w:tblStyle w:val="LightShading-Accent1"/>
+        <w:tblW w:type="auto" w:w="0"/>
+        <w:tblLook w:firstColumn="1" w:firstRow="1" w:lastColumn="0" w:lastRow="0" w:noHBand="0" w:noVBand="1" w:val="04A0"/>
+      </w:tblPr>
+      <w:tblGrid>
+        <w:gridCol w:w="4592"/>
+        <w:gridCol w:w="4592"/>
+      </w:tblGrid>
+      <w:tr>
+        <w:tc>
+          <w:tcPr>
+            <w:tcW w:type="dxa" w:w="4592"/>
+          </w:tcPr>
+          <w:p>
+            <w:r>
+              <w:rPr>
+                <w:b/>
+                <w:sz w:val="18"/>
+              </w:rPr>
+              <w:t>Período</w:t>
+            </w:r>
+          </w:p>
+        </w:tc>
+        <w:tc>
+          <w:tcPr>
+            <w:tcW w:type="dxa" w:w="4592"/>
+          </w:tcPr>
+          <w:p>
+            <w:r>
+              <w:rPr>
+                <w:b/>
+                <w:sz w:val="18"/>
+              </w:rPr>
+              <w:t>Atividades</w:t>
+            </w:r>
+          </w:p>
+        </w:tc>
+      </w:tr>
+      <w:tr>
+        <w:tc>
+          <w:tcPr>
+            <w:tcW w:type="dxa" w:w="4592"/>
+          </w:tcPr>
+          <w:p>
+            <w:r>
+              <w:rPr>
+                <w:b w:val="0"/>
+                <w:sz w:val="18"/>
+              </w:rPr>
+              <w:t>Dias 1 e 2</w:t>
+            </w:r>
+          </w:p>
+        </w:tc>
+        <w:tc>
+          <w:tcPr>
+            <w:tcW w:type="dxa" w:w="4592"/>
+          </w:tcPr>
+          <w:p>
+            <w:r>
+              <w:rPr>
+                <w:b w:val="0"/>
+                <w:sz w:val="18"/>
+              </w:rPr>
+              <w:t>Leitura do material, análise da situação-problema e definição dos requisitos e objetivos.</w:t>
+            </w:r>
+          </w:p>
+        </w:tc>
+      </w:tr>
+      <w:tr>
+        <w:tc>
+          <w:tcPr>
+            <w:tcW w:type="dxa" w:w="4592"/>
+          </w:tcPr>
+          <w:p>
+            <w:r>
+              <w:rPr>
+                <w:b w:val="0"/>
+                <w:sz w:val="18"/>
+              </w:rPr>
+              <w:t>Dias 3 e 4</w:t>
+            </w:r>
+          </w:p>
+        </w:tc>
+        <w:tc>
+          <w:tcPr>
+            <w:tcW w:type="dxa" w:w="4592"/>
+          </w:tcPr>
+          <w:p>
+            <w:r>
+              <w:rPr>
+                <w:b w:val="0"/>
+                <w:sz w:val="18"/>
+              </w:rPr>
+              <w:t>Modelagem dos casos de uso, classes, banco de dados e sequência das operações; organização da arquitetura.</w:t>
+            </w:r>
+          </w:p>
+        </w:tc>
+      </w:tr>
+      <w:tr>
+        <w:tc>
+          <w:tcPr>
+            <w:tcW w:type="dxa" w:w="4592"/>
+          </w:tcPr>
+          <w:p>
+            <w:r>
+              <w:rPr>
+                <w:b w:val="0"/>
+                <w:sz w:val="18"/>
+              </w:rPr>
+              <w:t>Dias 5 a 7</w:t>
+            </w:r>
+          </w:p>
+        </w:tc>
+        <w:tc>
+          <w:tcPr>
+            <w:tcW w:type="dxa" w:w="4592"/>
+          </w:tcPr>
+          <w:p>
+            <w:r>
+              <w:rPr>
+                <w:b w:val="0"/>
+                <w:sz w:val="18"/>
+              </w:rPr>
+              <w:t>Implementação das entidades, persistência, serviço, Servlet e telas; integração do CRUD e da busca.</w:t>
+            </w:r>
+          </w:p>
+        </w:tc>
+      </w:tr>
+      <w:tr>
+        <w:tc>
+          <w:tcPr>
+            <w:tcW w:type="dxa" w:w="4592"/>
+          </w:tcPr>
+          <w:p>
+            <w:r>
+              <w:rPr>
+                <w:b w:val="0"/>
+                <w:sz w:val="18"/>
+              </w:rPr>
+              <w:t>Dias 8 e 9</w:t>
+            </w:r>
+          </w:p>
+        </w:tc>
+        <w:tc>
+          <w:tcPr>
+            <w:tcW w:type="dxa" w:w="4592"/>
+          </w:tcPr>
+          <w:p>
+            <w:r>
+              <w:rPr>
+                <w:b w:val="0"/>
+                <w:sz w:val="18"/>
+              </w:rPr>
+              <w:t>Testes de serviço, JDBC e HTTP; revisão das validações, mensagens e persistência dos dados.</w:t>
+            </w:r>
+          </w:p>
+        </w:tc>
+      </w:tr>
+      <w:tr>
+        <w:tc>
+          <w:tcPr>
+            <w:tcW w:type="dxa" w:w="4592"/>
+          </w:tcPr>
+          <w:p>
+            <w:r>
+              <w:rPr>
+                <w:b w:val="0"/>
+                <w:sz w:val="18"/>
+              </w:rPr>
+              <w:t>Dia 10</w:t>
+            </w:r>
+          </w:p>
+        </w:tc>
+        <w:tc>
+          <w:tcPr>
+            <w:tcW w:type="dxa" w:w="4592"/>
+          </w:tcPr>
+          <w:p>
+            <w:r>
+              <w:rPr>
+                <w:b w:val="0"/>
+                <w:sz w:val="18"/>
+              </w:rPr>
+              <w:t>Revisão do relatório, manual, guia do código, anexos e roteiro de apresentação.</w:t>
+            </w:r>
+          </w:p>
+        </w:tc>
+      </w:tr>
+      <w:tr>
+        <w:tc>
+          <w:tcPr>
+            <w:tcW w:type="dxa" w:w="4592"/>
+          </w:tcPr>
+          <w:p>
+            <w:r>
+              <w:rPr>
+                <w:b w:val="0"/>
+                <w:sz w:val="18"/>
+              </w:rPr>
+              <w:t>Total</w:t>
+            </w:r>
+          </w:p>
+        </w:tc>
+        <w:tc>
+          <w:tcPr>
+            <w:tcW w:type="dxa" w:w="4592"/>
+          </w:tcPr>
+          <w:p>
+            <w:r>
+              <w:rPr>
+                <w:b w:val="0"/>
+                <w:sz w:val="18"/>
+              </w:rPr>
+              <w:t>Dez dias.</w:t>
+            </w:r>
+          </w:p>
+        </w:tc>
+      </w:tr>
+    </w:tbl>
+    <w:p/>
     <w:p>
       <w:pPr>
         <w:pStyle w:val="Heading2"/>
@@ -153,7 +389,7 @@
         <w:pStyle w:val="ListNumber"/>
       </w:pPr>
       <w:r>
-        <w:t>Ler o material teórico e identificar o problema central da Situação-Problema 3: o acúmulo de responsabilidades e a repetição do acesso ao banco dentro da Servlet.</w:t>
+        <w:t>Analisei o enunciado e identifiquei a mistura de responsabilidades na Servlet como o problema principal.</w:t>
       </w:r>
     </w:p>
     <w:p>
@@ -161,7 +397,7 @@
         <w:pStyle w:val="ListNumber"/>
       </w:pPr>
       <w:r>
-        <w:t>Definir os requisitos funcionais do catálogo, os campos de cada item e as regras de validação. Delimitar o uso pessoal e acadêmico, sem login e sem upload de arquivos.</w:t>
+        <w:t>Defini as operações do catálogo, os campos das obras e as regras de validação, mantendo o foco em um catálogo pessoal acadêmico.</w:t>
       </w:r>
     </w:p>
     <w:p>
@@ -169,7 +405,7 @@
         <w:pStyle w:val="ListNumber"/>
       </w:pPr>
       <w:r>
-        <w:t>Produzir os diagramas de casos de uso, classes, entidade-relacionamento e sequência de cadastro. Elaborar o esquema SQL da tabela item_midia.</w:t>
+        <w:t>Organizei os diagramas de casos de uso, classes, entidade-relacionamento e sequência de cadastro, além do esquema SQL da tabela item_midia.</w:t>
       </w:r>
     </w:p>
     <w:p>
@@ -177,7 +413,7 @@
         <w:pStyle w:val="ListNumber"/>
       </w:pPr>
       <w:r>
-        <w:t>Preparar o ambiente com JDK 17 e Maven. Utilizar um editor ou IDE de preferência e navegador web para a interação com o catálogo.</w:t>
+        <w:t>Preparei o ambiente com JDK 17, Maven, editor de código e navegador, utilizando Tomcat para executar a aplicação web.</w:t>
       </w:r>
     </w:p>
     <w:p>
@@ -185,7 +421,7 @@
         <w:pStyle w:val="ListNumber"/>
       </w:pPr>
       <w:r>
-        <w:t>Implementar ItemMidia e TipoMidia para representar as obras; criar a fábrica de conexões e a inicialização não destrutiva do banco H2.</w:t>
+        <w:t>Implementei ItemMidia e TipoMidia, a criação das conexões e a inicialização do banco H2 em arquivo.</w:t>
       </w:r>
     </w:p>
     <w:p>
@@ -193,7 +429,7 @@
         <w:pStyle w:val="ListNumber"/>
       </w:pPr>
       <w:r>
-        <w:t>Definir ItemMidiaDao e implementar JdbcItemMidiaDao, utilizando PreparedStatement para CRUD e busca. Reutilizar os métodos de preenchimento de parâmetros e mapeamento de resultados.</w:t>
+        <w:t>Defini a interface ItemMidiaDao e implementei JdbcItemMidiaDao para cadastro, consulta, edição, exclusão e busca com SQL parametrizado.</w:t>
       </w:r>
     </w:p>
     <w:p>
@@ -201,7 +437,7 @@
         <w:pStyle w:val="ListNumber"/>
       </w:pPr>
       <w:r>
-        <w:t>Implementar ItemMidiaService para validar campos obrigatórios, limites de tamanho, tipo de mídia e ano, coordenando as operações através do contrato DAO.</w:t>
+        <w:t>Centralizei em ItemMidiaService as validações de campos obrigatórios, tamanho dos textos, tipo de mídia e ano de lançamento.</w:t>
       </w:r>
     </w:p>
     <w:p>
@@ -209,7 +445,7 @@
         <w:pStyle w:val="ListNumber"/>
       </w:pPr>
       <w:r>
-        <w:t>Implementar ItemMidiaServlet para roteamento HTTP, leitura de parâmetros, delegação ao serviço e seleção de JSPs. Adotar Post/Redirect/Get após operações bem-sucedidas.</w:t>
+        <w:t>Organizei ItemMidiaServlet para receber as requisições, chamar o serviço e selecionar as páginas JSP ou o redirecionamento adequado.</w:t>
       </w:r>
     </w:p>
     <w:p>
@@ -217,7 +453,7 @@
         <w:pStyle w:val="ListNumber"/>
       </w:pPr>
       <w:r>
-        <w:t>Construir as telas de listagem, cadastro, edição, detalhes e erro com JSP/JSTL, HTML, CSS e JavaScript. Aplicar escape de saída e confirmação de exclusão.</w:t>
+        <w:t>Construí as telas de listagem, cadastro, edição, detalhes e erro com JSP/JSTL, HTML, CSS e JavaScript, incluindo mensagens de validação e confirmação de exclusão.</w:t>
       </w:r>
     </w:p>
     <w:p>
@@ -225,7 +461,7 @@
         <w:pStyle w:val="ListNumber"/>
       </w:pPr>
       <w:r>
-        <w:t>Executar testes de serviço, banco e fluxo HTTP; conferir persistência em arquivo, mensagens de erro e mecanismos de proteção. Registrar o resultado real dos testes.</w:t>
+        <w:t>Verifiquei as operações e os cenários de falha por meio dos testes de serviço, banco e HTTP, incluindo a conservação dos registros após a reabertura do banco.</w:t>
       </w:r>
     </w:p>
     <w:p>
@@ -233,12 +469,12 @@
         <w:pStyle w:val="ListNumber"/>
       </w:pPr>
       <w:r>
-        <w:t>Preparar os documentos em Word e PDF, o manual de uso, o guia detalhado do código e as capturas de tela. Revisar os arquivos de entrega e preencher a identificação acadêmica.</w:t>
+        <w:t>Reuni o relatório técnico, o manual, o guia do código, as capturas de tela, os diagramas e os registros de testes nos arquivos de entrega.</w:t>
       </w:r>
     </w:p>
     <w:p>
       <w:r>
-        <w:t>Os materiais utilizados são o PDF da disciplina, computador com JDK 17, Maven, Tomcat 10.1, H2, JDBC, Servlets, JSP/JSTL, JUnit 5, editor de código e navegador. Python e bibliotecas de geração de documentos foram utilizados somente na preparação dos documentos, não na execução do catálogo.</w:t>
+        <w:t>Utilizei o material teórico da disciplina, computador, JDK 17, Maven, Tomcat 10.1, H2, JDBC, Servlets, JSP/JSTL, JUnit 5, editor de código e navegador. Para preparar as versões em Word e PDF, utilizei Python e bibliotecas de geração de documentos.</w:t>
       </w:r>
     </w:p>
     <w:p>
@@ -251,22 +487,409 @@
     </w:p>
     <w:p>
       <w:r>
-        <w:t>O resultado é uma aplicação web funcional com os recursos exigidos e código organizado por responsabilidade. O acesso SQL está concentrado na implementação DAO, as regras estão no serviço e a Servlet contém o fluxo HTTP. Os dados são persistidos em arquivo H2 e podem ser consultados após o encerramento e a reabertura das conexões. A documentação inclui modelos, instalação, explicação dos arquivos, fluxos, segurança, testes e roteiro de apresentação.</w:t>
+        <w:t>Ao final dos dez dias, concluí uma aplicação web com cadastro, listagem, consulta de detalhes, edição, exclusão e busca de obras. O banco H2 conserva os registros em arquivo. A implementação distribui as responsabilidades entre entidade, DAO, serviço, Servlet e JSPs, permitindo localizar as regras de validação e as consultas SQL em componentes próprios.</w:t>
       </w:r>
     </w:p>
     <w:p>
       <w:r>
-        <w:t>A contribuição da POO é observável na organização em objetos com funções definidas, no encapsulamento e na dependência do serviço em relação a uma interface. O DAO reduz a repetição ao reutilizar o mapeamento dos registros, o preenchimento dos parâmetros e a abertura e o fechamento de recursos. A classe de serviço melhora a testabilidade porque suas regras podem ser executadas com um DAO em memória, sem HTTP ou JDBC.</w:t>
+        <w:t>Avaliei a proposta a partir dos objetivos definidos e das evidências disponíveis. Os registros XML da entrega apresentam 39 testes aprovados: 23 de serviço, 8 de persistência JDBC e 8 de integração HTTP, com zero falhas, erros ou testes ignorados. O detalhamento está em Verificacao_Testes, acompanhado dos arquivos XML em entrega/evidencias_testes.</w:t>
+      </w:r>
+    </w:p>
+    <w:tbl>
+      <w:tblPr>
+        <w:tblStyle w:val="LightShading-Accent1"/>
+        <w:tblW w:type="auto" w:w="0"/>
+        <w:tblLook w:firstColumn="1" w:firstRow="1" w:lastColumn="0" w:lastRow="0" w:noHBand="0" w:noVBand="1" w:val="04A0"/>
+      </w:tblPr>
+      <w:tblGrid>
+        <w:gridCol w:w="3062"/>
+        <w:gridCol w:w="3062"/>
+        <w:gridCol w:w="3062"/>
+      </w:tblGrid>
+      <w:tr>
+        <w:tc>
+          <w:tcPr>
+            <w:tcW w:type="dxa" w:w="3062"/>
+          </w:tcPr>
+          <w:p>
+            <w:r>
+              <w:rPr>
+                <w:b/>
+                <w:sz w:val="18"/>
+              </w:rPr>
+              <w:t>Critério de conclusão</w:t>
+            </w:r>
+          </w:p>
+        </w:tc>
+        <w:tc>
+          <w:tcPr>
+            <w:tcW w:type="dxa" w:w="3062"/>
+          </w:tcPr>
+          <w:p>
+            <w:r>
+              <w:rPr>
+                <w:b/>
+                <w:sz w:val="18"/>
+              </w:rPr>
+              <w:t>Resultado observado</w:t>
+            </w:r>
+          </w:p>
+        </w:tc>
+        <w:tc>
+          <w:tcPr>
+            <w:tcW w:type="dxa" w:w="3062"/>
+          </w:tcPr>
+          <w:p>
+            <w:r>
+              <w:rPr>
+                <w:b/>
+                <w:sz w:val="18"/>
+              </w:rPr>
+              <w:t>Evidência</w:t>
+            </w:r>
+          </w:p>
+        </w:tc>
+      </w:tr>
+      <w:tr>
+        <w:tc>
+          <w:tcPr>
+            <w:tcW w:type="dxa" w:w="3062"/>
+          </w:tcPr>
+          <w:p>
+            <w:r>
+              <w:rPr>
+                <w:b w:val="0"/>
+                <w:sz w:val="18"/>
+              </w:rPr>
+              <w:t>Preservar as funcionalidades</w:t>
+            </w:r>
+          </w:p>
+        </w:tc>
+        <w:tc>
+          <w:tcPr>
+            <w:tcW w:type="dxa" w:w="3062"/>
+          </w:tcPr>
+          <w:p>
+            <w:r>
+              <w:rPr>
+                <w:b w:val="0"/>
+                <w:sz w:val="18"/>
+              </w:rPr>
+              <w:t>Cadastro, listagem, detalhes, edição, exclusão e busca implementados.</w:t>
+            </w:r>
+          </w:p>
+        </w:tc>
+        <w:tc>
+          <w:tcPr>
+            <w:tcW w:type="dxa" w:w="3062"/>
+          </w:tcPr>
+          <w:p>
+            <w:r>
+              <w:rPr>
+                <w:b w:val="0"/>
+                <w:sz w:val="18"/>
+              </w:rPr>
+              <w:t>Testes de CRUD e integração HTTP; capturas de tela.</w:t>
+            </w:r>
+          </w:p>
+        </w:tc>
+      </w:tr>
+      <w:tr>
+        <w:tc>
+          <w:tcPr>
+            <w:tcW w:type="dxa" w:w="3062"/>
+          </w:tcPr>
+          <w:p>
+            <w:r>
+              <w:rPr>
+                <w:b w:val="0"/>
+                <w:sz w:val="18"/>
+              </w:rPr>
+              <w:t>Separar as responsabilidades</w:t>
+            </w:r>
+          </w:p>
+        </w:tc>
+        <w:tc>
+          <w:tcPr>
+            <w:tcW w:type="dxa" w:w="3062"/>
+          </w:tcPr>
+          <w:p>
+            <w:r>
+              <w:rPr>
+                <w:b w:val="0"/>
+                <w:sz w:val="18"/>
+              </w:rPr>
+              <w:t>SQL no DAO, validações no serviço e fluxo HTTP na Servlet.</w:t>
+            </w:r>
+          </w:p>
+        </w:tc>
+        <w:tc>
+          <w:tcPr>
+            <w:tcW w:type="dxa" w:w="3062"/>
+          </w:tcPr>
+          <w:p>
+            <w:r>
+              <w:rPr>
+                <w:b w:val="0"/>
+                <w:sz w:val="18"/>
+              </w:rPr>
+              <w:t>Código-fonte, diagrama de classes e relatório técnico.</w:t>
+            </w:r>
+          </w:p>
+        </w:tc>
+      </w:tr>
+      <w:tr>
+        <w:tc>
+          <w:tcPr>
+            <w:tcW w:type="dxa" w:w="3062"/>
+          </w:tcPr>
+          <w:p>
+            <w:r>
+              <w:rPr>
+                <w:b w:val="0"/>
+                <w:sz w:val="18"/>
+              </w:rPr>
+              <w:t>Reutilizar o acesso aos dados</w:t>
+            </w:r>
+          </w:p>
+        </w:tc>
+        <w:tc>
+          <w:tcPr>
+            <w:tcW w:type="dxa" w:w="3062"/>
+          </w:tcPr>
+          <w:p>
+            <w:r>
+              <w:rPr>
+                <w:b w:val="0"/>
+                <w:sz w:val="18"/>
+              </w:rPr>
+              <w:t>Mapeamento de registros e preenchimento de parâmetros compartilhados entre operações.</w:t>
+            </w:r>
+          </w:p>
+        </w:tc>
+        <w:tc>
+          <w:tcPr>
+            <w:tcW w:type="dxa" w:w="3062"/>
+          </w:tcPr>
+          <w:p>
+            <w:r>
+              <w:rPr>
+                <w:b w:val="0"/>
+                <w:sz w:val="18"/>
+              </w:rPr>
+              <w:t>Métodos mapear e preencher de JdbcItemMidiaDao.</w:t>
+            </w:r>
+          </w:p>
+        </w:tc>
+      </w:tr>
+      <w:tr>
+        <w:tc>
+          <w:tcPr>
+            <w:tcW w:type="dxa" w:w="3062"/>
+          </w:tcPr>
+          <w:p>
+            <w:r>
+              <w:rPr>
+                <w:b w:val="0"/>
+                <w:sz w:val="18"/>
+              </w:rPr>
+              <w:t>Testar regras de forma isolada</w:t>
+            </w:r>
+          </w:p>
+        </w:tc>
+        <w:tc>
+          <w:tcPr>
+            <w:tcW w:type="dxa" w:w="3062"/>
+          </w:tcPr>
+          <w:p>
+            <w:r>
+              <w:rPr>
+                <w:b w:val="0"/>
+                <w:sz w:val="18"/>
+              </w:rPr>
+              <w:t>Serviço verificado com DAO em memória.</w:t>
+            </w:r>
+          </w:p>
+        </w:tc>
+        <w:tc>
+          <w:tcPr>
+            <w:tcW w:type="dxa" w:w="3062"/>
+          </w:tcPr>
+          <w:p>
+            <w:r>
+              <w:rPr>
+                <w:b w:val="0"/>
+                <w:sz w:val="18"/>
+              </w:rPr>
+              <w:t>23 testes de ItemMidiaServiceTest.</w:t>
+            </w:r>
+          </w:p>
+        </w:tc>
+      </w:tr>
+      <w:tr>
+        <w:tc>
+          <w:tcPr>
+            <w:tcW w:type="dxa" w:w="3062"/>
+          </w:tcPr>
+          <w:p>
+            <w:r>
+              <w:rPr>
+                <w:b w:val="0"/>
+                <w:sz w:val="18"/>
+              </w:rPr>
+              <w:t>Conservar os registros</w:t>
+            </w:r>
+          </w:p>
+        </w:tc>
+        <w:tc>
+          <w:tcPr>
+            <w:tcW w:type="dxa" w:w="3062"/>
+          </w:tcPr>
+          <w:p>
+            <w:r>
+              <w:rPr>
+                <w:b w:val="0"/>
+                <w:sz w:val="18"/>
+              </w:rPr>
+              <w:t>Dados recuperados após fechamento e reabertura do banco em arquivo.</w:t>
+            </w:r>
+          </w:p>
+        </w:tc>
+        <w:tc>
+          <w:tcPr>
+            <w:tcW w:type="dxa" w:w="3062"/>
+          </w:tcPr>
+          <w:p>
+            <w:r>
+              <w:rPr>
+                <w:b w:val="0"/>
+                <w:sz w:val="18"/>
+              </w:rPr>
+              <w:t>Teste dadosSobrevivemAoFechamentoEReabertura.</w:t>
+            </w:r>
+          </w:p>
+        </w:tc>
+      </w:tr>
+    </w:tbl>
+    <w:p/>
+    <w:p>
+      <w:r>
+        <w:t>A principal melhoria está na organização do código e na possibilidade de verificar cada responsabilidade separadamente. Ao alterar uma validação, posso trabalhar no serviço; ao modificar uma consulta, no DAO. A interface de persistência permite substituir a implementação usada nos testes sem modificar as regras de negócio. Essa estrutura atende ao problema de manutenção descrito no enunciado.</w:t>
       </w:r>
     </w:p>
     <w:p>
       <w:r>
-        <w:t>Os testes automatizados verificam as funcionalidades e os principais cenários de falha; os números e o estado final estão registrados no relatório de verificação da entrega. Não foram medidos ganhos percentuais de produtividade ou desempenho, nem realizadas pesquisas com usuários. A melhoria de manutenção é sustentada pela separação estrutural das responsabilidades e pela possibilidade demonstrada de testar as camadas isoladamente.</w:t>
+        <w:t>O projeto também permitiu relacionar os conceitos de POO ao fluxo completo de uma aplicação web, desde o preenchimento do formulário até a gravação no banco. Como continuidade, considero a inclusão de paginação, autenticação, histórico de alterações e controle de edição simultânea. A avaliação realizada se concentra no funcionamento e na estrutura do sistema, com apoio dos testes automatizados e das telas registradas.</w:t>
+      </w:r>
+    </w:p>
+    <w:p>
+      <w:pPr>
+        <w:pStyle w:val="Heading2"/>
+      </w:pPr>
+      <w:r>
+        <w:t>Materiais e anexos:</w:t>
+      </w:r>
+    </w:p>
+    <w:p>
+      <w:pPr>
+        <w:pStyle w:val="ListBullet"/>
+      </w:pPr>
+      <w:r>
+        <w:t>Relatorio_Tecnico: contexto, requisitos, arquitetura, modelagem e discussão dos resultados.</w:t>
+      </w:r>
+    </w:p>
+    <w:p>
+      <w:pPr>
+        <w:pStyle w:val="ListBullet"/>
+      </w:pPr>
+      <w:r>
+        <w:t>Guia_Detalhado_Codigo: responsabilidades dos arquivos, classes, métodos e fluxos.</w:t>
+      </w:r>
+    </w:p>
+    <w:p>
+      <w:pPr>
+        <w:pStyle w:val="ListBullet"/>
+      </w:pPr>
+      <w:r>
+        <w:t>Manual_Usuario: instalação e operação do catálogo.</w:t>
+      </w:r>
+    </w:p>
+    <w:p>
+      <w:pPr>
+        <w:pStyle w:val="ListBullet"/>
+      </w:pPr>
+      <w:r>
+        <w:t>Verificacao_Testes e entrega/evidencias_testes: resultados e registros XML dos testes.</w:t>
+      </w:r>
+    </w:p>
+    <w:p>
+      <w:pPr>
+        <w:pStyle w:val="ListBullet"/>
+      </w:pPr>
+      <w:r>
+        <w:t>docs/diagramas: diagramas de casos de uso, classes, dados e sequência.</w:t>
+      </w:r>
+    </w:p>
+    <w:p>
+      <w:pPr>
+        <w:pStyle w:val="ListBullet"/>
+      </w:pPr>
+      <w:r>
+        <w:t>docs/telas: capturas da listagem, cadastro, detalhes, busca, edição e visualização em tela pequena.</w:t>
+      </w:r>
+    </w:p>
+    <w:p>
+      <w:pPr>
+        <w:pStyle w:val="ListBullet"/>
+      </w:pPr>
+      <w:r>
+        <w:t>src: código-fonte e testes; entrega/catalogo.war: aplicação empacotada.</w:t>
+      </w:r>
+    </w:p>
+    <w:p>
+      <w:pPr>
+        <w:pStyle w:val="ListBullet"/>
+      </w:pPr>
+      <w:r>
+        <w:t>Roteiro_Apresentacao: sequência de exposição do problema, solução e demonstração.</w:t>
+      </w:r>
+    </w:p>
+    <w:p>
+      <w:pPr>
+        <w:pStyle w:val="Heading2"/>
+      </w:pPr>
+      <w:r>
+        <w:t>Referências:</w:t>
       </w:r>
     </w:p>
     <w:p>
       <w:r>
-        <w:t>As limitações incluem ausência de autenticação, paginação, histórico de alterações e tratamento de edição simultânea com controle de versão. Como continuidade, podem ser adicionados esses recursos, testes com usuários e migração para outro SGBD, mediante adaptação do esquema, do driver e das particularidades SQL. O projeto atende ao escopo acadêmico proposto e evidencia como uma refatoração orientada a objetos organiza o software sem eliminar as funcionalidades originais do enunciado.</w:t>
+        <w:t>MARQUES, Artur. Projetos Computacionais: da Teoria à Prática. Material teórico da disciplina. [s.d.]. Situação-Problema 3: p. 39–40.</w:t>
+      </w:r>
+    </w:p>
+    <w:p>
+      <w:r>
+        <w:t>APACHE SOFTWARE FOUNDATION. Apache Tomcat 10.1 Documentation. Disponível em: https://tomcat.apache.org/tomcat-10.1-doc/index.html. Acesso em: 17 out. 2026.</w:t>
+      </w:r>
+    </w:p>
+    <w:p>
+      <w:r>
+        <w:t>APACHE SOFTWARE FOUNDATION. Apache Maven: Download and Documentation. Disponível em: https://maven.apache.org/download.cgi. Acesso em: 17 out. 2026.</w:t>
+      </w:r>
+    </w:p>
+    <w:p>
+      <w:r>
+        <w:t>ECLIPSE FOUNDATION. Jakarta Standard Tag Library 3.0. Disponível em: https://jakarta.ee/specifications/tags/3.0/. Acesso em: 17 out. 2026.</w:t>
+      </w:r>
+    </w:p>
+    <w:p>
+      <w:r>
+        <w:t>H2 DATABASE ENGINE. Features. Disponível em: https://h2database.com/html/features.html. Acesso em: 17 out. 2026.</w:t>
+      </w:r>
+    </w:p>
+    <w:p>
+      <w:r>
+        <w:t>JUNIT TEAM. JUnit 5.12.2 Release Notes. Disponível em: https://docs.junit.org/5.12.2/release-notes/. Acesso em: 17 out. 2026.</w:t>
       </w:r>
     </w:p>
     <w:sectPr>
